--- a/LAB5/lab5.docx
+++ b/LAB5/lab5.docx
@@ -30,6 +30,7 @@
       </w:pPr>
       <w:r>
         <w:rPr>
+          <w:noProof/>
           <w:sz w:val="44"/>
           <w:szCs w:val="44"/>
         </w:rPr>
@@ -78,56 +79,6 @@
           <w:szCs w:val="44"/>
         </w:rPr>
       </w:pPr>
-      <w:r>
-        <w:rPr>
-          <w:sz w:val="44"/>
-          <w:szCs w:val="44"/>
-        </w:rPr>
-        <w:drawing>
-          <wp:inline distT="0" distB="0" distL="0" distR="0" wp14:anchorId="6A26CE67" wp14:editId="6DC930F0">
-            <wp:extent cx="4933666" cy="4461098"/>
-            <wp:effectExtent l="0" t="0" r="635" b="0"/>
-            <wp:docPr id="1788667972" name="Picture 1"/>
-            <wp:cNvGraphicFramePr>
-              <a:graphicFrameLocks xmlns:a="http://schemas.openxmlformats.org/drawingml/2006/main" noChangeAspect="1"/>
-            </wp:cNvGraphicFramePr>
-            <a:graphic xmlns:a="http://schemas.openxmlformats.org/drawingml/2006/main">
-              <a:graphicData uri="http://schemas.openxmlformats.org/drawingml/2006/picture">
-                <pic:pic xmlns:pic="http://schemas.openxmlformats.org/drawingml/2006/picture">
-                  <pic:nvPicPr>
-                    <pic:cNvPr id="1788667972" name=""/>
-                    <pic:cNvPicPr/>
-                  </pic:nvPicPr>
-                  <pic:blipFill rotWithShape="1">
-                    <a:blip r:embed="rId5"/>
-                    <a:srcRect r="42376"/>
-                    <a:stretch>
-                      <a:fillRect/>
-                    </a:stretch>
-                  </pic:blipFill>
-                  <pic:spPr bwMode="auto">
-                    <a:xfrm>
-                      <a:off x="0" y="0"/>
-                      <a:ext cx="4938979" cy="4465902"/>
-                    </a:xfrm>
-                    <a:prstGeom prst="rect">
-                      <a:avLst/>
-                    </a:prstGeom>
-                    <a:ln>
-                      <a:noFill/>
-                    </a:ln>
-                    <a:extLst>
-                      <a:ext uri="{53640926-AAD7-44D8-BBD7-CCE9431645EC}">
-                        <a14:shadowObscured xmlns:a14="http://schemas.microsoft.com/office/drawing/2010/main"/>
-                      </a:ext>
-                    </a:extLst>
-                  </pic:spPr>
-                </pic:pic>
-              </a:graphicData>
-            </a:graphic>
-          </wp:inline>
-        </w:drawing>
-      </w:r>
     </w:p>
     <w:p>
       <w:pPr>
@@ -142,12 +93,11 @@
           <w:sz w:val="44"/>
           <w:szCs w:val="44"/>
         </w:rPr>
-        <w:lastRenderedPageBreak/>
         <w:drawing>
-          <wp:inline distT="0" distB="0" distL="0" distR="0" wp14:anchorId="5A675A20" wp14:editId="49F9700A">
-            <wp:extent cx="5731510" cy="4157345"/>
-            <wp:effectExtent l="0" t="0" r="2540" b="0"/>
-            <wp:docPr id="1606515337" name="Picture 1"/>
+          <wp:inline distT="0" distB="0" distL="0" distR="0" wp14:anchorId="65F08A6F" wp14:editId="5F32D460">
+            <wp:extent cx="5495925" cy="5469133"/>
+            <wp:effectExtent l="0" t="0" r="0" b="0"/>
+            <wp:docPr id="1212384392" name="Picture 1"/>
             <wp:cNvGraphicFramePr>
               <a:graphicFrameLocks xmlns:a="http://schemas.openxmlformats.org/drawingml/2006/main" noChangeAspect="1"/>
             </wp:cNvGraphicFramePr>
@@ -155,11 +105,11 @@
               <a:graphicData uri="http://schemas.openxmlformats.org/drawingml/2006/picture">
                 <pic:pic xmlns:pic="http://schemas.openxmlformats.org/drawingml/2006/picture">
                   <pic:nvPicPr>
-                    <pic:cNvPr id="1606515337" name=""/>
+                    <pic:cNvPr id="1212384392" name=""/>
                     <pic:cNvPicPr/>
                   </pic:nvPicPr>
                   <pic:blipFill>
-                    <a:blip r:embed="rId6"/>
+                    <a:blip r:embed="rId5"/>
                     <a:stretch>
                       <a:fillRect/>
                     </a:stretch>
@@ -167,7 +117,7 @@
                   <pic:spPr>
                     <a:xfrm>
                       <a:off x="0" y="0"/>
-                      <a:ext cx="5731510" cy="4157345"/>
+                      <a:ext cx="5501572" cy="5474753"/>
                     </a:xfrm>
                     <a:prstGeom prst="rect">
                       <a:avLst/>
@@ -193,11 +143,12 @@
           <w:sz w:val="44"/>
           <w:szCs w:val="44"/>
         </w:rPr>
+        <w:lastRenderedPageBreak/>
         <w:drawing>
-          <wp:inline distT="0" distB="0" distL="0" distR="0" wp14:anchorId="014C177D" wp14:editId="5F2DC071">
-            <wp:extent cx="5731510" cy="4171315"/>
-            <wp:effectExtent l="0" t="0" r="2540" b="635"/>
-            <wp:docPr id="1958044966" name="Picture 1"/>
+          <wp:inline distT="0" distB="0" distL="0" distR="0" wp14:anchorId="133D2CA8" wp14:editId="06A0CF35">
+            <wp:extent cx="5731510" cy="7000875"/>
+            <wp:effectExtent l="0" t="0" r="2540" b="9525"/>
+            <wp:docPr id="196914086" name="Picture 1"/>
             <wp:cNvGraphicFramePr>
               <a:graphicFrameLocks xmlns:a="http://schemas.openxmlformats.org/drawingml/2006/main" noChangeAspect="1"/>
             </wp:cNvGraphicFramePr>
@@ -205,11 +156,11 @@
               <a:graphicData uri="http://schemas.openxmlformats.org/drawingml/2006/picture">
                 <pic:pic xmlns:pic="http://schemas.openxmlformats.org/drawingml/2006/picture">
                   <pic:nvPicPr>
-                    <pic:cNvPr id="1958044966" name=""/>
+                    <pic:cNvPr id="196914086" name=""/>
                     <pic:cNvPicPr/>
                   </pic:nvPicPr>
                   <pic:blipFill>
-                    <a:blip r:embed="rId7"/>
+                    <a:blip r:embed="rId6"/>
                     <a:stretch>
                       <a:fillRect/>
                     </a:stretch>
@@ -217,7 +168,7 @@
                   <pic:spPr>
                     <a:xfrm>
                       <a:off x="0" y="0"/>
-                      <a:ext cx="5731510" cy="4171315"/>
+                      <a:ext cx="5731510" cy="7000875"/>
                     </a:xfrm>
                     <a:prstGeom prst="rect">
                       <a:avLst/>
